--- a/PropuestaProyecto/PropuestaIntegradora.V.0.0.3Capitulo1.docx
+++ b/PropuestaProyecto/PropuestaIntegradora.V.0.0.3Capitulo1.docx
@@ -137,21 +137,20 @@
         </w:rPr>
         <w:t xml:space="preserve"> CONSULTORIO DENTAL </w:t>
       </w:r>
-      <w:proofErr w:type="spellStart"/>
-      <w:r>
-        <w:rPr>
-          <w:rFonts w:ascii="Arial" w:hAnsi="Arial" w:cs="Arial"/>
-          <w:sz w:val="24"/>
-          <w:szCs w:val="24"/>
-        </w:rPr>
-        <w:t>NombreConsultorio</w:t>
-      </w:r>
-      <w:proofErr w:type="spellEnd"/>
       <w:r>
         <w:rPr>
           <w:rFonts w:ascii="Arial" w:hAnsi="Arial" w:cs="Arial"/>
           <w:b/>
           <w:sz w:val="32"/>
+          <w:szCs w:val="24"/>
+        </w:rPr>
+        <w:t>CONSULTORIO DENTAL CALI-DENT</w:t>
+      </w:r>
+      <w:r>
+        <w:rPr>
+          <w:rFonts w:ascii="Arial" w:hAnsi="Arial" w:cs="Arial"/>
+          <w:b/>
+          <w:sz w:val="40"/>
         </w:rPr>
         <w:t xml:space="preserve"> </w:t>
       </w:r>
@@ -1004,25 +1003,16 @@
         </w:numPr>
         <w:rPr>
           <w:rFonts w:ascii="Arial" w:hAnsi="Arial" w:cs="Arial"/>
-          <w:sz w:val="32"/>
-        </w:rPr>
-      </w:pPr>
-      <w:r>
-        <w:rPr>
-          <w:rFonts w:ascii="Arial" w:hAnsi="Arial" w:cs="Arial"/>
-          <w:sz w:val="24"/>
-        </w:rPr>
-        <w:t>Formulación del problema</w:t>
-      </w:r>
-    </w:p>
-    <w:p>
-      <w:pPr>
-        <w:pStyle w:val="Prrafodelista"/>
-        <w:rPr>
-          <w:rFonts w:ascii="Arial" w:hAnsi="Arial" w:cs="Arial"/>
-          <w:sz w:val="32"/>
-        </w:rPr>
-      </w:pPr>
+          <w:sz w:val="36"/>
+        </w:rPr>
+      </w:pPr>
+      <w:r>
+        <w:rPr>
+          <w:rFonts w:ascii="Arial" w:hAnsi="Arial" w:cs="Arial"/>
+          <w:sz w:val="24"/>
+        </w:rPr>
+        <w:t>Estado del arte</w:t>
+      </w:r>
     </w:p>
     <w:p>
       <w:pPr>
@@ -1033,24 +1023,286 @@
         </w:numPr>
         <w:rPr>
           <w:rFonts w:ascii="Arial" w:hAnsi="Arial" w:cs="Arial"/>
-          <w:sz w:val="32"/>
-        </w:rPr>
-      </w:pPr>
-      <w:r>
-        <w:rPr>
-          <w:rFonts w:ascii="Arial" w:hAnsi="Arial" w:cs="Arial"/>
-          <w:sz w:val="24"/>
-        </w:rPr>
-        <w:t>Objetivos</w:t>
+          <w:sz w:val="36"/>
+        </w:rPr>
+      </w:pPr>
+      <w:r>
+        <w:rPr>
+          <w:rFonts w:ascii="Arial" w:hAnsi="Arial" w:cs="Arial"/>
+          <w:sz w:val="24"/>
+        </w:rPr>
+        <w:t>Definición del problema</w:t>
+      </w:r>
+    </w:p>
+    <w:p>
+      <w:pPr>
+        <w:spacing w:line="360" w:lineRule="auto"/>
+        <w:ind w:left="708"/>
+        <w:jc w:val="both"/>
+        <w:rPr>
+          <w:rFonts w:ascii="Arial" w:hAnsi="Arial" w:cs="Arial"/>
+          <w:sz w:val="24"/>
+        </w:rPr>
+      </w:pPr>
+      <w:r>
+        <w:rPr>
+          <w:rFonts w:ascii="Arial" w:hAnsi="Arial" w:cs="Arial"/>
+          <w:sz w:val="24"/>
+        </w:rPr>
+        <w:t>¿Cuáles son los factores que influyen en la eficiencia y organización de la gestión de citas en el consultorio dental Cali-</w:t>
+      </w:r>
+      <w:proofErr w:type="spellStart"/>
+      <w:r>
+        <w:rPr>
+          <w:rFonts w:ascii="Arial" w:hAnsi="Arial" w:cs="Arial"/>
+          <w:sz w:val="24"/>
+        </w:rPr>
+        <w:t>Dent</w:t>
+      </w:r>
+      <w:proofErr w:type="spellEnd"/>
+      <w:r>
+        <w:rPr>
+          <w:rFonts w:ascii="Arial" w:hAnsi="Arial" w:cs="Arial"/>
+          <w:sz w:val="24"/>
+        </w:rPr>
+        <w:t>, teniendo en cuenta la interacción entre pacientes, dentista y asistente, así como los métodos actuales de registro en agenda manual o calendario digital?</w:t>
       </w:r>
     </w:p>
     <w:p>
       <w:pPr>
         <w:pStyle w:val="Prrafodelista"/>
-        <w:rPr>
-          <w:rFonts w:ascii="Arial" w:hAnsi="Arial" w:cs="Arial"/>
-          <w:sz w:val="32"/>
-        </w:rPr>
+        <w:spacing w:line="360" w:lineRule="auto"/>
+        <w:jc w:val="both"/>
+        <w:rPr>
+          <w:rFonts w:ascii="Arial" w:hAnsi="Arial" w:cs="Arial"/>
+          <w:sz w:val="24"/>
+        </w:rPr>
+      </w:pPr>
+      <w:r>
+        <w:rPr>
+          <w:rFonts w:ascii="Arial" w:hAnsi="Arial" w:cs="Arial"/>
+          <w:sz w:val="24"/>
+        </w:rPr>
+        <w:t>En el consultorio dental Cali-</w:t>
+      </w:r>
+      <w:proofErr w:type="spellStart"/>
+      <w:r>
+        <w:rPr>
+          <w:rFonts w:ascii="Arial" w:hAnsi="Arial" w:cs="Arial"/>
+          <w:sz w:val="24"/>
+        </w:rPr>
+        <w:t>Dent</w:t>
+      </w:r>
+      <w:proofErr w:type="spellEnd"/>
+      <w:r>
+        <w:rPr>
+          <w:rFonts w:ascii="Arial" w:hAnsi="Arial" w:cs="Arial"/>
+          <w:sz w:val="24"/>
+        </w:rPr>
+        <w:t xml:space="preserve"> se han identificado diversas maneras de agendar citas entre los roles de paciente, doctor y asistente dental. No obstante, se ha observado una deficiencia recurrente en la gestión de este proceso, lo que provoca dificultades en la organización y atención adecuada de los pacientes.</w:t>
+      </w:r>
+    </w:p>
+    <w:p>
+      <w:pPr>
+        <w:pStyle w:val="Prrafodelista"/>
+        <w:spacing w:line="360" w:lineRule="auto"/>
+        <w:jc w:val="both"/>
+        <w:rPr>
+          <w:rFonts w:ascii="Arial" w:hAnsi="Arial" w:cs="Arial"/>
+          <w:sz w:val="24"/>
+        </w:rPr>
+      </w:pPr>
+      <w:r>
+        <w:rPr>
+          <w:rFonts w:ascii="Arial" w:hAnsi="Arial" w:cs="Arial"/>
+          <w:sz w:val="24"/>
+        </w:rPr>
+        <w:t xml:space="preserve">El Dr. Ricardo Segura Valdés, cirujano dentista, señala que a lo largo de la trayectoria del consultorio se han presentado diversos casos relacionados con la gestión de citas. Estos casos han evidenciado que, en muchas ocasiones, el uso de la agenda manual genera desorden visual y dificultades en la organización, lo que afecta la eficiencia en la programación y seguimiento de las citas. </w:t>
+      </w:r>
+    </w:p>
+    <w:p>
+      <w:pPr>
+        <w:pStyle w:val="Prrafodelista"/>
+        <w:spacing w:line="360" w:lineRule="auto"/>
+        <w:jc w:val="both"/>
+      </w:pPr>
+      <w:r>
+        <w:rPr>
+          <w:rFonts w:ascii="Arial" w:hAnsi="Arial" w:cs="Arial"/>
+          <w:sz w:val="24"/>
+        </w:rPr>
+        <w:t>La primera situación ocurre cuando un paciente llega al consultorio sin cita previa, es decir, en su primera visita. En estos casos, con frecuencia no recibe atención inmediata en la sala de espera, ya que el dentista se encuentra ocupado con otro paciente y el asistente está apoyando en el procedimiento. Ante ello, el paciente debe esperar su turno o acudir a tocar la puerta para ser atendido.</w:t>
+      </w:r>
+      <w:r>
+        <w:t xml:space="preserve"> </w:t>
+      </w:r>
+      <w:r>
+        <w:rPr>
+          <w:rFonts w:ascii="Arial" w:hAnsi="Arial" w:cs="Arial"/>
+          <w:sz w:val="24"/>
+        </w:rPr>
+        <w:t>La segunda situación ocurre cuando el paciente ya es cliente del consultorio. En este caso, la cita se agenda directamente en el establecimiento, confirmando con el paciente el día y la hora de su disponibilidad. El registro se realiza principalmente en una agenda manual o, en su defecto, en el calendario del teléfono. En caso de que el paciente requiera cancelar o reprogramar, se le facilita el número del consultorio para que pueda gestionar su solicitud mediante una llamada telefónica o un mensaje de WhatsApp.</w:t>
+      </w:r>
+      <w:r>
+        <w:t xml:space="preserve"> </w:t>
+      </w:r>
+    </w:p>
+    <w:p>
+      <w:pPr>
+        <w:pStyle w:val="Prrafodelista"/>
+        <w:spacing w:line="360" w:lineRule="auto"/>
+        <w:jc w:val="both"/>
+        <w:rPr>
+          <w:rFonts w:ascii="Arial" w:hAnsi="Arial" w:cs="Arial"/>
+          <w:sz w:val="24"/>
+        </w:rPr>
+      </w:pPr>
+      <w:r>
+        <w:rPr>
+          <w:rFonts w:ascii="Arial" w:hAnsi="Arial" w:cs="Arial"/>
+          <w:sz w:val="24"/>
+        </w:rPr>
+        <w:t>La tercera situación, similar a la primera pero de manera remota, se presenta cuando el paciente es nuevo y no está familiarizado con el consultorio. En este caso, el paciente se informa sobre los servicios ofrecidos a través de redes sociales, guarda el número del consultorio y posteriormente realiza una llamada o envía un mensaje para solicitar información adicional. Tras consultar sobre los servicios y costos, solicita una cita, la cual, en la mayoría de los casos, es agendada directamente por el dentista, asegurando así la atención adecuada desde el primer contacto.</w:t>
+      </w:r>
+    </w:p>
+    <w:p>
+      <w:pPr>
+        <w:pStyle w:val="Prrafodelista"/>
+        <w:spacing w:line="360" w:lineRule="auto"/>
+        <w:jc w:val="both"/>
+        <w:rPr>
+          <w:rFonts w:ascii="Arial" w:hAnsi="Arial" w:cs="Arial"/>
+          <w:sz w:val="24"/>
+        </w:rPr>
+      </w:pPr>
+      <w:r>
+        <w:rPr>
+          <w:rFonts w:ascii="Arial" w:hAnsi="Arial" w:cs="Arial"/>
+          <w:sz w:val="24"/>
+        </w:rPr>
+        <w:t>Por ello l</w:t>
+      </w:r>
+      <w:r>
+        <w:rPr>
+          <w:rFonts w:ascii="Arial" w:hAnsi="Arial" w:cs="Arial"/>
+          <w:sz w:val="24"/>
+        </w:rPr>
+        <w:t>os desórdenes en la agenda manual y la falta de un sistema estandarizado generan demoras, citas duplicadas, conflictos de horarios y dificultades para hacer seguimiento a los pacientes. Estas situaciones se evidencian en la experiencia diaria del consultorio, donde tanto pacientes como personal reportan confusión y tiempos de espera prolongados. La ineficiente gestión de citas afecta la satisfacción del paciente, reduce la eficiencia del personal y puede provocar pérdida de clientes, además de incrementar la carga administrativa sobre el dentista y el asistente, lo que impacta la calidad del servicio y la organización interna del consultorio. Por ello, es necesario implementar un sistema de gestión de citas más eficiente que permita organizar correctamente los horarios, reducir errores y mejorar la experiencia del paciente, asegurando una atención más rápida, ordenada y profesional, y optimizando los recursos del consultorio.</w:t>
+      </w:r>
+    </w:p>
+    <w:p>
+      <w:pPr>
+        <w:pStyle w:val="Prrafodelista"/>
+        <w:spacing w:line="360" w:lineRule="auto"/>
+        <w:jc w:val="both"/>
+        <w:rPr>
+          <w:rFonts w:ascii="Arial" w:hAnsi="Arial" w:cs="Arial"/>
+          <w:sz w:val="24"/>
+        </w:rPr>
+      </w:pPr>
+    </w:p>
+    <w:p>
+      <w:pPr>
+        <w:pStyle w:val="Prrafodelista"/>
+        <w:spacing w:line="360" w:lineRule="auto"/>
+        <w:jc w:val="both"/>
+        <w:rPr>
+          <w:rFonts w:ascii="Arial" w:hAnsi="Arial" w:cs="Arial"/>
+          <w:sz w:val="24"/>
+        </w:rPr>
+      </w:pPr>
+    </w:p>
+    <w:p>
+      <w:pPr>
+        <w:pStyle w:val="Prrafodelista"/>
+        <w:spacing w:line="360" w:lineRule="auto"/>
+        <w:jc w:val="both"/>
+        <w:rPr>
+          <w:rFonts w:ascii="Arial" w:hAnsi="Arial" w:cs="Arial"/>
+          <w:sz w:val="24"/>
+        </w:rPr>
+      </w:pPr>
+    </w:p>
+    <w:p>
+      <w:pPr>
+        <w:pStyle w:val="Prrafodelista"/>
+        <w:spacing w:line="360" w:lineRule="auto"/>
+        <w:jc w:val="both"/>
+        <w:rPr>
+          <w:rFonts w:ascii="Arial" w:hAnsi="Arial" w:cs="Arial"/>
+          <w:sz w:val="24"/>
+        </w:rPr>
+      </w:pPr>
+    </w:p>
+    <w:p>
+      <w:pPr>
+        <w:pStyle w:val="Prrafodelista"/>
+        <w:spacing w:line="360" w:lineRule="auto"/>
+        <w:jc w:val="both"/>
+        <w:rPr>
+          <w:rFonts w:ascii="Arial" w:hAnsi="Arial" w:cs="Arial"/>
+          <w:sz w:val="24"/>
+        </w:rPr>
+      </w:pPr>
+    </w:p>
+    <w:p>
+      <w:pPr>
+        <w:pStyle w:val="Prrafodelista"/>
+        <w:spacing w:line="360" w:lineRule="auto"/>
+        <w:jc w:val="both"/>
+        <w:rPr>
+          <w:rFonts w:ascii="Arial" w:hAnsi="Arial" w:cs="Arial"/>
+          <w:sz w:val="24"/>
+        </w:rPr>
+      </w:pPr>
+    </w:p>
+    <w:p>
+      <w:pPr>
+        <w:pStyle w:val="Prrafodelista"/>
+        <w:spacing w:line="360" w:lineRule="auto"/>
+        <w:jc w:val="both"/>
+        <w:rPr>
+          <w:rFonts w:ascii="Arial" w:hAnsi="Arial" w:cs="Arial"/>
+          <w:sz w:val="24"/>
+        </w:rPr>
+      </w:pPr>
+    </w:p>
+    <w:p>
+      <w:pPr>
+        <w:pStyle w:val="Prrafodelista"/>
+        <w:spacing w:line="360" w:lineRule="auto"/>
+        <w:jc w:val="both"/>
+        <w:rPr>
+          <w:rFonts w:ascii="Arial" w:hAnsi="Arial" w:cs="Arial"/>
+          <w:sz w:val="24"/>
+        </w:rPr>
+      </w:pPr>
+    </w:p>
+    <w:p>
+      <w:pPr>
+        <w:pStyle w:val="Prrafodelista"/>
+        <w:spacing w:line="360" w:lineRule="auto"/>
+        <w:jc w:val="both"/>
+        <w:rPr>
+          <w:rFonts w:ascii="Arial" w:hAnsi="Arial" w:cs="Arial"/>
+          <w:sz w:val="24"/>
+        </w:rPr>
+      </w:pPr>
+    </w:p>
+    <w:p>
+      <w:pPr>
+        <w:spacing w:line="360" w:lineRule="auto"/>
+        <w:jc w:val="both"/>
+        <w:rPr>
+          <w:rFonts w:ascii="Arial" w:hAnsi="Arial" w:cs="Arial"/>
+          <w:sz w:val="24"/>
+        </w:rPr>
+        <w:sectPr>
+          <w:pgSz w:w="12240" w:h="15840"/>
+          <w:pgMar w:top="1440" w:right="1440" w:bottom="1440" w:left="1440" w:header="709" w:footer="709" w:gutter="0"/>
+          <w:cols w:space="708"/>
+          <w:docGrid w:linePitch="360"/>
+        </w:sectPr>
       </w:pPr>
     </w:p>
     <w:p>
@@ -1058,163 +1310,189 @@
         <w:pStyle w:val="Prrafodelista"/>
         <w:numPr>
           <w:ilvl w:val="0"/>
-          <w:numId w:val="40"/>
+          <w:numId w:val="38"/>
         </w:numPr>
-        <w:ind w:left="1776"/>
-        <w:jc w:val="both"/>
-        <w:rPr>
-          <w:rFonts w:ascii="Arial" w:hAnsi="Arial" w:cs="Arial"/>
-          <w:sz w:val="32"/>
-        </w:rPr>
-      </w:pPr>
-      <w:r>
-        <w:rPr>
-          <w:rFonts w:ascii="Arial" w:hAnsi="Arial" w:cs="Arial"/>
-          <w:b/>
-          <w:sz w:val="24"/>
-        </w:rPr>
-        <w:t>General</w:t>
-      </w:r>
-      <w:r>
-        <w:rPr>
-          <w:rFonts w:ascii="Arial" w:hAnsi="Arial" w:cs="Arial"/>
-          <w:b/>
-          <w:sz w:val="24"/>
-        </w:rPr>
-        <w:t>:</w:t>
-      </w:r>
-      <w:r>
-        <w:rPr>
-          <w:rFonts w:ascii="Arial" w:hAnsi="Arial" w:cs="Arial"/>
-          <w:sz w:val="24"/>
-        </w:rPr>
-        <w:t xml:space="preserve">  </w:t>
-      </w:r>
-      <w:r>
-        <w:rPr>
-          <w:rFonts w:ascii="Arial" w:hAnsi="Arial" w:cs="Arial"/>
-          <w:sz w:val="24"/>
-          <w:szCs w:val="24"/>
-        </w:rPr>
-        <w:t xml:space="preserve">Desarrollar, diseñar e implementar </w:t>
-      </w:r>
-      <w:r>
-        <w:rPr>
-          <w:rFonts w:ascii="Arial" w:hAnsi="Arial" w:cs="Arial"/>
-          <w:sz w:val="24"/>
-          <w:szCs w:val="24"/>
-        </w:rPr>
-        <w:t>un sistema web</w:t>
-      </w:r>
-      <w:r>
-        <w:rPr>
-          <w:rFonts w:ascii="Arial" w:hAnsi="Arial" w:cs="Arial"/>
-          <w:sz w:val="24"/>
-          <w:szCs w:val="24"/>
-        </w:rPr>
-        <w:t xml:space="preserve"> </w:t>
-      </w:r>
-      <w:r>
-        <w:rPr>
-          <w:rFonts w:ascii="Arial" w:hAnsi="Arial" w:cs="Arial"/>
-          <w:sz w:val="24"/>
-          <w:szCs w:val="24"/>
-        </w:rPr>
-        <w:t>para</w:t>
-      </w:r>
-      <w:r>
-        <w:rPr>
-          <w:rFonts w:ascii="Arial" w:hAnsi="Arial" w:cs="Arial"/>
-          <w:sz w:val="24"/>
-          <w:szCs w:val="24"/>
-        </w:rPr>
-        <w:t xml:space="preserve"> la </w:t>
-      </w:r>
-      <w:r>
-        <w:rPr>
-          <w:rFonts w:ascii="Arial" w:hAnsi="Arial" w:cs="Arial"/>
-          <w:sz w:val="24"/>
-          <w:szCs w:val="24"/>
-        </w:rPr>
-        <w:t xml:space="preserve">administración </w:t>
-      </w:r>
-      <w:r>
-        <w:rPr>
-          <w:rFonts w:ascii="Arial" w:hAnsi="Arial" w:cs="Arial"/>
-          <w:sz w:val="24"/>
-          <w:szCs w:val="24"/>
-        </w:rPr>
-        <w:t>de citas en el consultorio dental “</w:t>
-      </w:r>
-      <w:proofErr w:type="spellStart"/>
-      <w:r>
-        <w:rPr>
-          <w:rFonts w:ascii="Arial" w:hAnsi="Arial" w:cs="Arial"/>
-          <w:sz w:val="24"/>
-          <w:szCs w:val="24"/>
-        </w:rPr>
-        <w:t>NombreConsultorio</w:t>
-      </w:r>
-      <w:proofErr w:type="spellEnd"/>
-      <w:r>
-        <w:rPr>
-          <w:rFonts w:ascii="Arial" w:hAnsi="Arial" w:cs="Arial"/>
-          <w:sz w:val="24"/>
-          <w:szCs w:val="24"/>
-        </w:rPr>
-        <w:t xml:space="preserve">” </w:t>
-      </w:r>
-      <w:r>
-        <w:rPr>
-          <w:rFonts w:ascii="Arial" w:hAnsi="Arial" w:cs="Arial"/>
-          <w:sz w:val="24"/>
-          <w:szCs w:val="24"/>
-        </w:rPr>
-        <w:t xml:space="preserve">del </w:t>
-      </w:r>
-      <w:r>
-        <w:rPr>
-          <w:rFonts w:ascii="Arial" w:hAnsi="Arial" w:cs="Arial"/>
-          <w:sz w:val="24"/>
-          <w:szCs w:val="24"/>
-        </w:rPr>
-        <w:t>municipio de Tejupilco</w:t>
-      </w:r>
-      <w:r>
-        <w:rPr>
-          <w:rFonts w:ascii="Arial" w:hAnsi="Arial" w:cs="Arial"/>
-          <w:sz w:val="24"/>
-          <w:szCs w:val="24"/>
-        </w:rPr>
-        <w:t>, 2025</w:t>
-      </w:r>
-      <w:r>
-        <w:rPr>
-          <w:rFonts w:ascii="Arial" w:hAnsi="Arial" w:cs="Arial"/>
-          <w:sz w:val="24"/>
-          <w:szCs w:val="24"/>
-        </w:rPr>
-        <w:t xml:space="preserve"> , gestionando la organización del propietario. </w:t>
-      </w:r>
-    </w:p>
-    <w:p>
-      <w:pPr>
-        <w:pStyle w:val="Prrafodelista"/>
-        <w:ind w:left="1776"/>
-        <w:rPr>
-          <w:rFonts w:ascii="Arial" w:hAnsi="Arial" w:cs="Arial"/>
-          <w:sz w:val="32"/>
-        </w:rPr>
-      </w:pPr>
+        <w:rPr>
+          <w:rFonts w:ascii="Arial" w:hAnsi="Arial" w:cs="Arial"/>
+          <w:sz w:val="36"/>
+        </w:rPr>
+      </w:pPr>
+      <w:r>
+        <w:rPr>
+          <w:rFonts w:ascii="Arial" w:hAnsi="Arial" w:cs="Arial"/>
+          <w:sz w:val="24"/>
+        </w:rPr>
+        <w:t>Objetivos</w:t>
+      </w:r>
     </w:p>
     <w:p>
       <w:pPr>
         <w:pStyle w:val="Prrafodelista"/>
         <w:numPr>
           <w:ilvl w:val="0"/>
-          <w:numId w:val="40"/>
+          <w:numId w:val="44"/>
         </w:numPr>
+        <w:jc w:val="both"/>
+        <w:rPr>
+          <w:rFonts w:ascii="Arial" w:hAnsi="Arial" w:cs="Arial"/>
+          <w:sz w:val="32"/>
+        </w:rPr>
+      </w:pPr>
+      <w:r>
+        <w:rPr>
+          <w:rFonts w:ascii="Arial" w:hAnsi="Arial" w:cs="Arial"/>
+          <w:b/>
+          <w:sz w:val="24"/>
+        </w:rPr>
+        <w:t>General</w:t>
+      </w:r>
+      <w:r>
+        <w:rPr>
+          <w:rFonts w:ascii="Arial" w:hAnsi="Arial" w:cs="Arial"/>
+          <w:b/>
+          <w:sz w:val="24"/>
+        </w:rPr>
+        <w:t>:</w:t>
+      </w:r>
+      <w:r>
+        <w:rPr>
+          <w:rFonts w:ascii="Arial" w:hAnsi="Arial" w:cs="Arial"/>
+          <w:sz w:val="24"/>
+        </w:rPr>
+        <w:t xml:space="preserve">  </w:t>
+      </w:r>
+      <w:r>
+        <w:rPr>
+          <w:rFonts w:ascii="Arial" w:hAnsi="Arial" w:cs="Arial"/>
+          <w:sz w:val="24"/>
+          <w:szCs w:val="24"/>
+        </w:rPr>
+        <w:t xml:space="preserve">Desarrollar, diseñar e implementar </w:t>
+      </w:r>
+      <w:r>
+        <w:rPr>
+          <w:rFonts w:ascii="Arial" w:hAnsi="Arial" w:cs="Arial"/>
+          <w:sz w:val="24"/>
+          <w:szCs w:val="24"/>
+        </w:rPr>
+        <w:t>un sistema web</w:t>
+      </w:r>
+      <w:r>
+        <w:rPr>
+          <w:rFonts w:ascii="Arial" w:hAnsi="Arial" w:cs="Arial"/>
+          <w:sz w:val="24"/>
+          <w:szCs w:val="24"/>
+        </w:rPr>
+        <w:t xml:space="preserve"> </w:t>
+      </w:r>
+      <w:r>
+        <w:rPr>
+          <w:rFonts w:ascii="Arial" w:hAnsi="Arial" w:cs="Arial"/>
+          <w:sz w:val="24"/>
+          <w:szCs w:val="24"/>
+        </w:rPr>
+        <w:t>para</w:t>
+      </w:r>
+      <w:r>
+        <w:rPr>
+          <w:rFonts w:ascii="Arial" w:hAnsi="Arial" w:cs="Arial"/>
+          <w:sz w:val="24"/>
+          <w:szCs w:val="24"/>
+        </w:rPr>
+        <w:t xml:space="preserve"> la </w:t>
+      </w:r>
+      <w:r>
+        <w:rPr>
+          <w:rFonts w:ascii="Arial" w:hAnsi="Arial" w:cs="Arial"/>
+          <w:sz w:val="24"/>
+          <w:szCs w:val="24"/>
+        </w:rPr>
+        <w:t xml:space="preserve">administración </w:t>
+      </w:r>
+      <w:r>
+        <w:rPr>
+          <w:rFonts w:ascii="Arial" w:hAnsi="Arial" w:cs="Arial"/>
+          <w:sz w:val="24"/>
+          <w:szCs w:val="24"/>
+        </w:rPr>
+        <w:t>de citas en el</w:t>
+      </w:r>
+      <w:r>
+        <w:rPr>
+          <w:rFonts w:ascii="Arial" w:hAnsi="Arial" w:cs="Arial"/>
+          <w:sz w:val="24"/>
+          <w:szCs w:val="24"/>
+        </w:rPr>
+        <w:t xml:space="preserve"> Consultorio dental Cali-</w:t>
+      </w:r>
+      <w:proofErr w:type="spellStart"/>
+      <w:r>
+        <w:rPr>
+          <w:rFonts w:ascii="Arial" w:hAnsi="Arial" w:cs="Arial"/>
+          <w:sz w:val="24"/>
+          <w:szCs w:val="24"/>
+        </w:rPr>
+        <w:t>Dent</w:t>
+      </w:r>
+      <w:proofErr w:type="spellEnd"/>
+      <w:r>
+        <w:rPr>
+          <w:rFonts w:ascii="Arial" w:hAnsi="Arial" w:cs="Arial"/>
+          <w:sz w:val="24"/>
+          <w:szCs w:val="24"/>
+        </w:rPr>
+        <w:t xml:space="preserve"> </w:t>
+      </w:r>
+      <w:r>
+        <w:rPr>
+          <w:rFonts w:ascii="Arial" w:hAnsi="Arial" w:cs="Arial"/>
+          <w:sz w:val="24"/>
+          <w:szCs w:val="24"/>
+        </w:rPr>
+        <w:t xml:space="preserve">del </w:t>
+      </w:r>
+      <w:r>
+        <w:rPr>
+          <w:rFonts w:ascii="Arial" w:hAnsi="Arial" w:cs="Arial"/>
+          <w:sz w:val="24"/>
+          <w:szCs w:val="24"/>
+        </w:rPr>
+        <w:t>municipio de Tejupilco</w:t>
+      </w:r>
+      <w:r>
+        <w:rPr>
+          <w:rFonts w:ascii="Arial" w:hAnsi="Arial" w:cs="Arial"/>
+          <w:sz w:val="24"/>
+          <w:szCs w:val="24"/>
+        </w:rPr>
+        <w:t>, 2025</w:t>
+      </w:r>
+      <w:r>
+        <w:rPr>
+          <w:rFonts w:ascii="Arial" w:hAnsi="Arial" w:cs="Arial"/>
+          <w:sz w:val="24"/>
+          <w:szCs w:val="24"/>
+        </w:rPr>
+        <w:t xml:space="preserve"> , gestionando la organización del propietario. </w:t>
+      </w:r>
+    </w:p>
+    <w:p>
+      <w:pPr>
+        <w:pStyle w:val="Prrafodelista"/>
         <w:ind w:left="1776"/>
+        <w:rPr>
+          <w:rFonts w:ascii="Arial" w:hAnsi="Arial" w:cs="Arial"/>
+          <w:sz w:val="32"/>
+        </w:rPr>
+      </w:pPr>
+    </w:p>
+    <w:p>
+      <w:pPr>
+        <w:pStyle w:val="Prrafodelista"/>
+        <w:numPr>
+          <w:ilvl w:val="0"/>
+          <w:numId w:val="44"/>
+        </w:numPr>
         <w:rPr>
           <w:rFonts w:ascii="Arial" w:hAnsi="Arial" w:cs="Arial"/>
           <w:b/>
@@ -1236,6 +1514,30 @@
           <w:sz w:val="24"/>
         </w:rPr>
         <w:t xml:space="preserve">: </w:t>
+      </w:r>
+    </w:p>
+    <w:p>
+      <w:pPr>
+        <w:pStyle w:val="Prrafodelista"/>
+        <w:numPr>
+          <w:ilvl w:val="0"/>
+          <w:numId w:val="46"/>
+        </w:numPr>
+        <w:spacing w:line="360" w:lineRule="auto"/>
+        <w:jc w:val="both"/>
+        <w:rPr>
+          <w:rFonts w:ascii="Arial" w:hAnsi="Arial" w:cs="Arial"/>
+          <w:sz w:val="24"/>
+          <w:szCs w:val="24"/>
+        </w:rPr>
+      </w:pPr>
+      <w:r>
+        <w:rPr>
+          <w:rFonts w:ascii="Arial" w:hAnsi="Arial" w:cs="Arial"/>
+          <w:sz w:val="24"/>
+          <w:szCs w:val="24"/>
+        </w:rPr>
+        <w:t>Describir los aspectos metodológicos</w:t>
       </w:r>
     </w:p>
     <w:p>
@@ -1260,7 +1562,57 @@
           <w:sz w:val="24"/>
           <w:szCs w:val="24"/>
         </w:rPr>
-        <w:t>Describir los aspectos metodológicos</w:t>
+        <w:t xml:space="preserve">Analizar los procesos actuales de gestión de citas en el </w:t>
+      </w:r>
+      <w:r>
+        <w:rPr>
+          <w:rFonts w:ascii="Arial" w:hAnsi="Arial" w:cs="Arial"/>
+          <w:sz w:val="24"/>
+          <w:szCs w:val="24"/>
+        </w:rPr>
+        <w:t>Consultorio dental Cali-</w:t>
+      </w:r>
+      <w:proofErr w:type="spellStart"/>
+      <w:r>
+        <w:rPr>
+          <w:rFonts w:ascii="Arial" w:hAnsi="Arial" w:cs="Arial"/>
+          <w:sz w:val="24"/>
+          <w:szCs w:val="24"/>
+        </w:rPr>
+        <w:t>Dent</w:t>
+      </w:r>
+      <w:proofErr w:type="spellEnd"/>
+      <w:r>
+        <w:rPr>
+          <w:rFonts w:ascii="Arial" w:hAnsi="Arial" w:cs="Arial"/>
+          <w:sz w:val="24"/>
+          <w:szCs w:val="24"/>
+        </w:rPr>
+        <w:t xml:space="preserve"> </w:t>
+      </w:r>
+      <w:r>
+        <w:rPr>
+          <w:rFonts w:ascii="Arial" w:hAnsi="Arial" w:cs="Arial"/>
+          <w:sz w:val="24"/>
+          <w:szCs w:val="24"/>
+        </w:rPr>
+        <w:t>para identificar las necesidades funcionales de</w:t>
+      </w:r>
+      <w:r>
+        <w:rPr>
+          <w:rFonts w:ascii="Arial" w:hAnsi="Arial" w:cs="Arial"/>
+          <w:sz w:val="24"/>
+          <w:szCs w:val="24"/>
+        </w:rPr>
+        <w:t>l sistema web</w:t>
+      </w:r>
+      <w:r>
+        <w:rPr>
+          <w:rFonts w:ascii="Arial" w:hAnsi="Arial" w:cs="Arial"/>
+          <w:sz w:val="24"/>
+          <w:szCs w:val="24"/>
+        </w:rPr>
+        <w:t>.</w:t>
       </w:r>
     </w:p>
     <w:p>
@@ -1285,7 +1637,7 @@
           <w:sz w:val="24"/>
           <w:szCs w:val="24"/>
         </w:rPr>
-        <w:t>Analizar los procesos actuales de gestión de citas en el consultorio dental</w:t>
+        <w:t xml:space="preserve">Diseñar la arquitectura del </w:t>
       </w:r>
       <w:r>
         <w:rPr>
@@ -1293,7 +1645,7 @@
           <w:sz w:val="24"/>
           <w:szCs w:val="24"/>
         </w:rPr>
-        <w:t xml:space="preserve"> </w:t>
+        <w:t>proyecto</w:t>
       </w:r>
       <w:r>
         <w:rPr>
@@ -1301,25 +1653,23 @@
           <w:sz w:val="24"/>
           <w:szCs w:val="24"/>
         </w:rPr>
-        <w:t>“</w:t>
-      </w:r>
-      <w:proofErr w:type="spellStart"/>
+        <w:t xml:space="preserve"> y la interfaz de usuario de</w:t>
+      </w:r>
       <w:r>
         <w:rPr>
           <w:rFonts w:ascii="Arial" w:hAnsi="Arial" w:cs="Arial"/>
           <w:sz w:val="24"/>
           <w:szCs w:val="24"/>
         </w:rPr>
-        <w:t>NombreConsultorio</w:t>
-      </w:r>
-      <w:proofErr w:type="spellEnd"/>
+        <w:t>l sistema web</w:t>
+      </w:r>
       <w:r>
         <w:rPr>
           <w:rFonts w:ascii="Arial" w:hAnsi="Arial" w:cs="Arial"/>
           <w:sz w:val="24"/>
           <w:szCs w:val="24"/>
         </w:rPr>
-        <w:t>”</w:t>
+        <w:t>, priorizando la usabilidad y accesibilidad para</w:t>
       </w:r>
       <w:r>
         <w:rPr>
@@ -1327,31 +1677,7 @@
           <w:sz w:val="24"/>
           <w:szCs w:val="24"/>
         </w:rPr>
-        <w:t xml:space="preserve"> </w:t>
-      </w:r>
-      <w:r>
-        <w:rPr>
-          <w:rFonts w:ascii="Arial" w:hAnsi="Arial" w:cs="Arial"/>
-          <w:sz w:val="24"/>
-          <w:szCs w:val="24"/>
-        </w:rPr>
-        <w:t>para identificar las necesidades funcionales de</w:t>
-      </w:r>
-      <w:r>
-        <w:rPr>
-          <w:rFonts w:ascii="Arial" w:hAnsi="Arial" w:cs="Arial"/>
-          <w:sz w:val="24"/>
-          <w:szCs w:val="24"/>
-        </w:rPr>
-        <w:t>l sistema web</w:t>
-      </w:r>
-      <w:r>
-        <w:rPr>
-          <w:rFonts w:ascii="Arial" w:hAnsi="Arial" w:cs="Arial"/>
-          <w:sz w:val="24"/>
-          <w:szCs w:val="24"/>
-        </w:rPr>
-        <w:t>.</w:t>
+        <w:t xml:space="preserve"> los clientes.</w:t>
       </w:r>
     </w:p>
     <w:p>
@@ -1366,57 +1692,19 @@
         <w:jc w:val="both"/>
         <w:rPr>
           <w:rFonts w:ascii="Arial" w:hAnsi="Arial" w:cs="Arial"/>
-          <w:sz w:val="24"/>
+          <w:sz w:val="32"/>
           <w:szCs w:val="24"/>
-        </w:rPr>
-      </w:pPr>
-      <w:r>
-        <w:rPr>
-          <w:rFonts w:ascii="Arial" w:hAnsi="Arial" w:cs="Arial"/>
-          <w:sz w:val="24"/>
-          <w:szCs w:val="24"/>
-        </w:rPr>
-        <w:t xml:space="preserve">Diseñar la arquitectura del </w:t>
-      </w:r>
-      <w:r>
-        <w:rPr>
-          <w:rFonts w:ascii="Arial" w:hAnsi="Arial" w:cs="Arial"/>
-          <w:sz w:val="24"/>
-          <w:szCs w:val="24"/>
-        </w:rPr>
-        <w:t>proyecto</w:t>
-      </w:r>
-      <w:r>
-        <w:rPr>
-          <w:rFonts w:ascii="Arial" w:hAnsi="Arial" w:cs="Arial"/>
-          <w:sz w:val="24"/>
-          <w:szCs w:val="24"/>
-        </w:rPr>
-        <w:t xml:space="preserve"> y la interfaz de usuario de</w:t>
-      </w:r>
-      <w:r>
-        <w:rPr>
-          <w:rFonts w:ascii="Arial" w:hAnsi="Arial" w:cs="Arial"/>
-          <w:sz w:val="24"/>
-          <w:szCs w:val="24"/>
-        </w:rPr>
-        <w:t>l sistema web</w:t>
-      </w:r>
-      <w:r>
-        <w:rPr>
-          <w:rFonts w:ascii="Arial" w:hAnsi="Arial" w:cs="Arial"/>
-          <w:sz w:val="24"/>
-          <w:szCs w:val="24"/>
-        </w:rPr>
-        <w:t>, priorizando la usabilidad y accesibilidad para</w:t>
-      </w:r>
-      <w:r>
-        <w:rPr>
-          <w:rFonts w:ascii="Arial" w:hAnsi="Arial" w:cs="Arial"/>
-          <w:sz w:val="24"/>
-          <w:szCs w:val="24"/>
-        </w:rPr>
-        <w:t xml:space="preserve"> los clientes.</w:t>
+          <w:lang w:eastAsia="es-MX"/>
+        </w:rPr>
+      </w:pPr>
+      <w:r>
+        <w:rPr>
+          <w:rFonts w:ascii="Arial" w:hAnsi="Arial" w:cs="Arial"/>
+          <w:sz w:val="24"/>
+          <w:szCs w:val="21"/>
+          <w:shd w:val="clear" w:color="auto" w:fill="FFFFFF"/>
+        </w:rPr>
+        <w:t>Desarrollar un panel administrativo que permita al propietario visualizar, modificar y generar reportes de citas atendidas o canceladas.</w:t>
       </w:r>
     </w:p>
     <w:p>
@@ -1431,19 +1719,17 @@
         <w:jc w:val="both"/>
         <w:rPr>
           <w:rFonts w:ascii="Arial" w:hAnsi="Arial" w:cs="Arial"/>
-          <w:sz w:val="32"/>
+          <w:sz w:val="24"/>
           <w:szCs w:val="24"/>
-          <w:lang w:eastAsia="es-MX"/>
-        </w:rPr>
-      </w:pPr>
-      <w:r>
-        <w:rPr>
-          <w:rFonts w:ascii="Arial" w:hAnsi="Arial" w:cs="Arial"/>
-          <w:sz w:val="24"/>
-          <w:szCs w:val="21"/>
-          <w:shd w:val="clear" w:color="auto" w:fill="FFFFFF"/>
-        </w:rPr>
-        <w:t>Desarrollar un panel administrativo que permita al propietario visualizar, modificar y generar reportes de citas atendidas o canceladas.</w:t>
+        </w:rPr>
+      </w:pPr>
+      <w:r>
+        <w:rPr>
+          <w:rFonts w:ascii="Arial" w:hAnsi="Arial" w:cs="Arial"/>
+          <w:sz w:val="24"/>
+          <w:szCs w:val="24"/>
+        </w:rPr>
+        <w:t>Integrar notificaciones automáticas que recuerden a los clientes sus citas programadas, con el fin de reducir inasistencias.</w:t>
       </w:r>
     </w:p>
     <w:p>
@@ -1468,7 +1754,23 @@
           <w:sz w:val="24"/>
           <w:szCs w:val="24"/>
         </w:rPr>
-        <w:t>Integrar notificaciones automáticas que recuerden a los clientes sus citas programadas, con el fin de reducir inasistencias.</w:t>
+        <w:t>Implementar un módulo de agenda digital que permita a</w:t>
+      </w:r>
+      <w:r>
+        <w:rPr>
+          <w:rFonts w:ascii="Arial" w:hAnsi="Arial" w:cs="Arial"/>
+          <w:sz w:val="24"/>
+          <w:szCs w:val="24"/>
+        </w:rPr>
+        <w:t xml:space="preserve">l propietario </w:t>
+      </w:r>
+      <w:r>
+        <w:rPr>
+          <w:rFonts w:ascii="Arial" w:hAnsi="Arial" w:cs="Arial"/>
+          <w:sz w:val="24"/>
+          <w:szCs w:val="24"/>
+        </w:rPr>
+        <w:t>registrar su disponibilidad y a los clientes seleccionar horarios en tiempo real.</w:t>
       </w:r>
     </w:p>
     <w:p>
@@ -1485,47 +1787,6 @@
           <w:rFonts w:ascii="Arial" w:hAnsi="Arial" w:cs="Arial"/>
           <w:sz w:val="24"/>
           <w:szCs w:val="24"/>
-        </w:rPr>
-      </w:pPr>
-      <w:r>
-        <w:rPr>
-          <w:rFonts w:ascii="Arial" w:hAnsi="Arial" w:cs="Arial"/>
-          <w:sz w:val="24"/>
-          <w:szCs w:val="24"/>
-        </w:rPr>
-        <w:t>Implementar un módulo de agenda digital que permita a</w:t>
-      </w:r>
-      <w:r>
-        <w:rPr>
-          <w:rFonts w:ascii="Arial" w:hAnsi="Arial" w:cs="Arial"/>
-          <w:sz w:val="24"/>
-          <w:szCs w:val="24"/>
-        </w:rPr>
-        <w:t xml:space="preserve">l propietario </w:t>
-      </w:r>
-      <w:r>
-        <w:rPr>
-          <w:rFonts w:ascii="Arial" w:hAnsi="Arial" w:cs="Arial"/>
-          <w:sz w:val="24"/>
-          <w:szCs w:val="24"/>
-        </w:rPr>
-        <w:t>registrar su disponibilidad y a los clientes seleccionar horarios en tiempo real.</w:t>
-      </w:r>
-    </w:p>
-    <w:p>
-      <w:pPr>
-        <w:pStyle w:val="Prrafodelista"/>
-        <w:numPr>
-          <w:ilvl w:val="0"/>
-          <w:numId w:val="42"/>
-        </w:numPr>
-        <w:spacing w:line="360" w:lineRule="auto"/>
-        <w:ind w:left="2136"/>
-        <w:jc w:val="both"/>
-        <w:rPr>
-          <w:rFonts w:ascii="Arial" w:hAnsi="Arial" w:cs="Arial"/>
-          <w:sz w:val="24"/>
-          <w:szCs w:val="24"/>
           <w:lang w:eastAsia="es-MX"/>
         </w:rPr>
         <w:sectPr>
@@ -1585,13 +1846,137 @@
     <w:p>
       <w:pPr>
         <w:pStyle w:val="Prrafodelista"/>
+        <w:spacing w:line="360" w:lineRule="auto"/>
+        <w:jc w:val="both"/>
+        <w:rPr>
+          <w:rFonts w:ascii="Arial" w:hAnsi="Arial" w:cs="Arial"/>
+          <w:sz w:val="24"/>
+        </w:rPr>
+      </w:pPr>
+      <w:r>
+        <w:rPr>
+          <w:rFonts w:ascii="Arial" w:hAnsi="Arial" w:cs="Arial"/>
+          <w:sz w:val="24"/>
+        </w:rPr>
+        <w:t>El proyecto nace de la necesidad de mejorar la gestión de citas en el consultorio dental Cali-</w:t>
+      </w:r>
+      <w:proofErr w:type="spellStart"/>
+      <w:r>
+        <w:rPr>
+          <w:rFonts w:ascii="Arial" w:hAnsi="Arial" w:cs="Arial"/>
+          <w:sz w:val="24"/>
+        </w:rPr>
+        <w:t>Dent</w:t>
+      </w:r>
+      <w:proofErr w:type="spellEnd"/>
+      <w:r>
+        <w:rPr>
+          <w:rFonts w:ascii="Arial" w:hAnsi="Arial" w:cs="Arial"/>
+          <w:sz w:val="24"/>
+        </w:rPr>
+        <w:t>. Los métodos actuales, principalmente la agenda manual y el calendario del teléfono, generan un desorden visual, citas duplicadas, conflictos de horarios y demoras, lo que impacta tanto la atención al paciente como la eficiencia del personal. La implementación de un sitio web permitirá que los pacientes consulten la disponibilidad del consultorio y agenden sus citas de manera autónoma, reduciendo errores y optimizando la organización interna, lo que disminuirá la carga administrativa del personal y permitirá dedicar más tiempo a la atención directa de los pacientes.</w:t>
+      </w:r>
+    </w:p>
+    <w:p>
+      <w:pPr>
+        <w:pStyle w:val="Prrafodelista"/>
+        <w:spacing w:line="360" w:lineRule="auto"/>
+        <w:jc w:val="both"/>
+        <w:rPr>
+          <w:rFonts w:ascii="Arial" w:hAnsi="Arial" w:cs="Arial"/>
+          <w:sz w:val="24"/>
+        </w:rPr>
+      </w:pPr>
+      <w:r>
+        <w:rPr>
+          <w:rFonts w:ascii="Arial" w:hAnsi="Arial" w:cs="Arial"/>
+          <w:sz w:val="24"/>
+        </w:rPr>
+        <w:t>La finalidad del proyecto es ofrecer una plataforma digital que facilite la programación y seguimiento de citas, permitiendo que los pacientes conozcan los horarios disponibles, gestionen sus reservas en línea y tengan control sobre sus propias citas. Esto garantizará una atención más ágil, ordenada y profesional, mejorando la experiencia del paciente y reduciendo la intervención directa del personal en la gestión de la agenda.</w:t>
+      </w:r>
+    </w:p>
+    <w:p>
+      <w:pPr>
+        <w:pStyle w:val="Prrafodelista"/>
+        <w:spacing w:line="360" w:lineRule="auto"/>
+        <w:jc w:val="both"/>
+        <w:rPr>
+          <w:rFonts w:ascii="Arial" w:hAnsi="Arial" w:cs="Arial"/>
+          <w:sz w:val="24"/>
+        </w:rPr>
+      </w:pPr>
+      <w:r>
+        <w:rPr>
+          <w:rFonts w:ascii="Arial" w:hAnsi="Arial" w:cs="Arial"/>
+          <w:sz w:val="24"/>
+        </w:rPr>
+        <w:t>El proyecto abordará diversas problemáticas que afectan el funcionamiento del consultorio, como la falta de control y organización en la agenda, la descoordinación entre los roles del consultorio —dentista, asistente y paciente— y los prolongados tiempos de espera que enfrentan los pacientes. La plataforma web contribuirá a reducir la posibilidad de citas duplicadas, ofreciendo un registro confiable, accesible y actualizado en tiempo real. Esto permitirá que los pacientes programen, modifiquen o cancelen sus citas de manera autónoma, lo que no solo optimiza la gestión interna del consultorio, sino que también fortalece la autonomía del paciente y mejora significativamente su experiencia al interactuar con el servicio.</w:t>
+      </w:r>
+    </w:p>
+    <w:p>
+      <w:pPr>
+        <w:pStyle w:val="Prrafodelista"/>
+        <w:spacing w:line="360" w:lineRule="auto"/>
+        <w:jc w:val="both"/>
+        <w:rPr>
+          <w:rFonts w:ascii="Arial" w:hAnsi="Arial" w:cs="Arial"/>
+          <w:sz w:val="24"/>
+        </w:rPr>
+      </w:pPr>
+      <w:r>
+        <w:rPr>
+          <w:rFonts w:ascii="Arial" w:hAnsi="Arial" w:cs="Arial"/>
+          <w:sz w:val="24"/>
+        </w:rPr>
+        <w:t>Para llevar a cabo el proyecto, se desarrollará un sitio web interactivo que muestre la disponibilidad del consultorio, permita agendar, modificar o cancelar citas, y genere notificaciones automáticas. Se definirán protocolos claros para la atención de pacientes nuevos y recurrentes, y se capacitará al personal en el uso del sistema, asegurando su correcta operación y manteniendo la eficiencia en la organización y atención del consultorio. La digitalización del proceso permitirá liberar al personal de tareas administrativas repetitivas, enfocando sus esfuerzos en la atención clínica y en mejorar la calidad del servicio ofrecido.</w:t>
+      </w:r>
+    </w:p>
+    <w:p>
+      <w:pPr>
+        <w:pStyle w:val="Prrafodelista"/>
         <w:rPr>
           <w:rFonts w:ascii="Arial" w:hAnsi="Arial" w:cs="Arial"/>
           <w:sz w:val="32"/>
         </w:rPr>
       </w:pPr>
+    </w:p>
+    <w:p>
+      <w:pPr>
+        <w:pStyle w:val="Prrafodelista"/>
+        <w:numPr>
+          <w:ilvl w:val="0"/>
+          <w:numId w:val="38"/>
+        </w:numPr>
+        <w:rPr>
+          <w:rFonts w:ascii="Arial" w:hAnsi="Arial" w:cs="Arial"/>
+          <w:sz w:val="36"/>
+        </w:rPr>
+      </w:pPr>
+      <w:r>
+        <w:rPr>
+          <w:rFonts w:ascii="Arial" w:hAnsi="Arial" w:cs="Arial"/>
+          <w:sz w:val="24"/>
+        </w:rPr>
+        <w:t>Alcance</w:t>
+      </w:r>
+      <w:r>
+        <w:rPr>
+          <w:rFonts w:ascii="Arial" w:hAnsi="Arial" w:cs="Arial"/>
+          <w:sz w:val="24"/>
+        </w:rPr>
+        <w:t>s</w:t>
+      </w:r>
       <w:bookmarkStart w:id="0" w:name="_GoBack"/>
       <w:bookmarkEnd w:id="0"/>
+    </w:p>
+    <w:p>
+      <w:pPr>
+        <w:pStyle w:val="Prrafodelista"/>
+        <w:rPr>
+          <w:rFonts w:ascii="Arial" w:hAnsi="Arial" w:cs="Arial"/>
+          <w:sz w:val="32"/>
+        </w:rPr>
+      </w:pPr>
     </w:p>
     <w:p>
       <w:pPr>
@@ -1753,6 +2138,7 @@
         <w:docPartUnique/>
       </w:docPartObj>
     </w:sdtPr>
+    <w:sdtEndPr/>
     <w:sdtContent>
       <w:p>
         <w:pPr>
@@ -1780,6 +2166,7 @@
         <w:docPartUnique/>
       </w:docPartObj>
     </w:sdtPr>
+    <w:sdtEndPr/>
     <w:sdtContent>
       <w:p>
         <w:pPr>
@@ -1937,7 +2324,7 @@
           <wp:extent cx="942046" cy="813687"/>
           <wp:effectExtent l="0" t="0" r="0" b="5715"/>
           <wp:wrapNone/>
-          <wp:docPr id="1" name="Imagen 1" descr="Logo_UTSEM"/>
+          <wp:docPr id="2" name="Imagen 2" descr="Logo_UTSEM"/>
           <wp:cNvGraphicFramePr>
             <a:graphicFrameLocks xmlns:a="http://schemas.openxmlformats.org/drawingml/2006/main" noChangeAspect="1"/>
           </wp:cNvGraphicFramePr>
@@ -2266,8 +2653,8 @@
   <w:abstractNum w:abstractNumId="2" w15:restartNumberingAfterBreak="0">
     <w:nsid w:val="09356507"/>
     <w:multiLevelType w:val="hybridMultilevel"/>
-    <w:tmpl w:val="36BE9E4A"/>
-    <w:lvl w:ilvl="0" w:tplc="080A0001">
+    <w:tmpl w:val="A1D8515A"/>
+    <w:lvl w:ilvl="0" w:tplc="4C94491A">
       <w:start w:val="1"/>
       <w:numFmt w:val="bullet"/>
       <w:lvlText w:val=""/>
@@ -2277,6 +2664,7 @@
       </w:pPr>
       <w:rPr>
         <w:rFonts w:ascii="Symbol" w:hAnsi="Symbol" w:hint="default"/>
+        <w:sz w:val="24"/>
       </w:rPr>
     </w:lvl>
     <w:lvl w:ilvl="1" w:tplc="080A0003" w:tentative="1">
@@ -2901,6 +3289,96 @@
     </w:lvl>
   </w:abstractNum>
   <w:abstractNum w:abstractNumId="7" w15:restartNumberingAfterBreak="0">
+    <w:nsid w:val="14A82F69"/>
+    <w:multiLevelType w:val="hybridMultilevel"/>
+    <w:tmpl w:val="2DAEBB70"/>
+    <w:lvl w:ilvl="0" w:tplc="99E801F0">
+      <w:start w:val="1"/>
+      <w:numFmt w:val="decimal"/>
+      <w:lvlText w:val="1.2.%1"/>
+      <w:lvlJc w:val="right"/>
+      <w:pPr>
+        <w:ind w:left="2136" w:hanging="360"/>
+      </w:pPr>
+      <w:rPr>
+        <w:rFonts w:hint="default"/>
+        <w:sz w:val="24"/>
+      </w:rPr>
+    </w:lvl>
+    <w:lvl w:ilvl="1" w:tplc="080A0019" w:tentative="1">
+      <w:start w:val="1"/>
+      <w:numFmt w:val="lowerLetter"/>
+      <w:lvlText w:val="%2."/>
+      <w:lvlJc w:val="left"/>
+      <w:pPr>
+        <w:ind w:left="2856" w:hanging="360"/>
+      </w:pPr>
+    </w:lvl>
+    <w:lvl w:ilvl="2" w:tplc="080A001B" w:tentative="1">
+      <w:start w:val="1"/>
+      <w:numFmt w:val="lowerRoman"/>
+      <w:lvlText w:val="%3."/>
+      <w:lvlJc w:val="right"/>
+      <w:pPr>
+        <w:ind w:left="3576" w:hanging="180"/>
+      </w:pPr>
+    </w:lvl>
+    <w:lvl w:ilvl="3" w:tplc="080A000F" w:tentative="1">
+      <w:start w:val="1"/>
+      <w:numFmt w:val="decimal"/>
+      <w:lvlText w:val="%4."/>
+      <w:lvlJc w:val="left"/>
+      <w:pPr>
+        <w:ind w:left="4296" w:hanging="360"/>
+      </w:pPr>
+    </w:lvl>
+    <w:lvl w:ilvl="4" w:tplc="080A0019" w:tentative="1">
+      <w:start w:val="1"/>
+      <w:numFmt w:val="lowerLetter"/>
+      <w:lvlText w:val="%5."/>
+      <w:lvlJc w:val="left"/>
+      <w:pPr>
+        <w:ind w:left="5016" w:hanging="360"/>
+      </w:pPr>
+    </w:lvl>
+    <w:lvl w:ilvl="5" w:tplc="080A001B" w:tentative="1">
+      <w:start w:val="1"/>
+      <w:numFmt w:val="lowerRoman"/>
+      <w:lvlText w:val="%6."/>
+      <w:lvlJc w:val="right"/>
+      <w:pPr>
+        <w:ind w:left="5736" w:hanging="180"/>
+      </w:pPr>
+    </w:lvl>
+    <w:lvl w:ilvl="6" w:tplc="080A000F" w:tentative="1">
+      <w:start w:val="1"/>
+      <w:numFmt w:val="decimal"/>
+      <w:lvlText w:val="%7."/>
+      <w:lvlJc w:val="left"/>
+      <w:pPr>
+        <w:ind w:left="6456" w:hanging="360"/>
+      </w:pPr>
+    </w:lvl>
+    <w:lvl w:ilvl="7" w:tplc="080A0019" w:tentative="1">
+      <w:start w:val="1"/>
+      <w:numFmt w:val="lowerLetter"/>
+      <w:lvlText w:val="%8."/>
+      <w:lvlJc w:val="left"/>
+      <w:pPr>
+        <w:ind w:left="7176" w:hanging="360"/>
+      </w:pPr>
+    </w:lvl>
+    <w:lvl w:ilvl="8" w:tplc="080A001B" w:tentative="1">
+      <w:start w:val="1"/>
+      <w:numFmt w:val="lowerRoman"/>
+      <w:lvlText w:val="%9."/>
+      <w:lvlJc w:val="right"/>
+      <w:pPr>
+        <w:ind w:left="7896" w:hanging="180"/>
+      </w:pPr>
+    </w:lvl>
+  </w:abstractNum>
+  <w:abstractNum w:abstractNumId="8" w15:restartNumberingAfterBreak="0">
     <w:nsid w:val="175B3801"/>
     <w:multiLevelType w:val="multilevel"/>
     <w:tmpl w:val="6226D0A4"/>
@@ -3049,7 +3527,120 @@
       </w:rPr>
     </w:lvl>
   </w:abstractNum>
-  <w:abstractNum w:abstractNumId="8" w15:restartNumberingAfterBreak="0">
+  <w:abstractNum w:abstractNumId="9" w15:restartNumberingAfterBreak="0">
+    <w:nsid w:val="19CF50AB"/>
+    <w:multiLevelType w:val="hybridMultilevel"/>
+    <w:tmpl w:val="D540B952"/>
+    <w:lvl w:ilvl="0" w:tplc="080A0001">
+      <w:start w:val="1"/>
+      <w:numFmt w:val="bullet"/>
+      <w:lvlText w:val=""/>
+      <w:lvlJc w:val="left"/>
+      <w:pPr>
+        <w:ind w:left="2856" w:hanging="360"/>
+      </w:pPr>
+      <w:rPr>
+        <w:rFonts w:ascii="Symbol" w:hAnsi="Symbol" w:hint="default"/>
+      </w:rPr>
+    </w:lvl>
+    <w:lvl w:ilvl="1" w:tplc="080A0003" w:tentative="1">
+      <w:start w:val="1"/>
+      <w:numFmt w:val="bullet"/>
+      <w:lvlText w:val="o"/>
+      <w:lvlJc w:val="left"/>
+      <w:pPr>
+        <w:ind w:left="3576" w:hanging="360"/>
+      </w:pPr>
+      <w:rPr>
+        <w:rFonts w:ascii="Courier New" w:hAnsi="Courier New" w:cs="Courier New" w:hint="default"/>
+      </w:rPr>
+    </w:lvl>
+    <w:lvl w:ilvl="2" w:tplc="080A0005" w:tentative="1">
+      <w:start w:val="1"/>
+      <w:numFmt w:val="bullet"/>
+      <w:lvlText w:val=""/>
+      <w:lvlJc w:val="left"/>
+      <w:pPr>
+        <w:ind w:left="4296" w:hanging="360"/>
+      </w:pPr>
+      <w:rPr>
+        <w:rFonts w:ascii="Wingdings" w:hAnsi="Wingdings" w:hint="default"/>
+      </w:rPr>
+    </w:lvl>
+    <w:lvl w:ilvl="3" w:tplc="080A0001" w:tentative="1">
+      <w:start w:val="1"/>
+      <w:numFmt w:val="bullet"/>
+      <w:lvlText w:val=""/>
+      <w:lvlJc w:val="left"/>
+      <w:pPr>
+        <w:ind w:left="5016" w:hanging="360"/>
+      </w:pPr>
+      <w:rPr>
+        <w:rFonts w:ascii="Symbol" w:hAnsi="Symbol" w:hint="default"/>
+      </w:rPr>
+    </w:lvl>
+    <w:lvl w:ilvl="4" w:tplc="080A0003" w:tentative="1">
+      <w:start w:val="1"/>
+      <w:numFmt w:val="bullet"/>
+      <w:lvlText w:val="o"/>
+      <w:lvlJc w:val="left"/>
+      <w:pPr>
+        <w:ind w:left="5736" w:hanging="360"/>
+      </w:pPr>
+      <w:rPr>
+        <w:rFonts w:ascii="Courier New" w:hAnsi="Courier New" w:cs="Courier New" w:hint="default"/>
+      </w:rPr>
+    </w:lvl>
+    <w:lvl w:ilvl="5" w:tplc="080A0005" w:tentative="1">
+      <w:start w:val="1"/>
+      <w:numFmt w:val="bullet"/>
+      <w:lvlText w:val=""/>
+      <w:lvlJc w:val="left"/>
+      <w:pPr>
+        <w:ind w:left="6456" w:hanging="360"/>
+      </w:pPr>
+      <w:rPr>
+        <w:rFonts w:ascii="Wingdings" w:hAnsi="Wingdings" w:hint="default"/>
+      </w:rPr>
+    </w:lvl>
+    <w:lvl w:ilvl="6" w:tplc="080A0001" w:tentative="1">
+      <w:start w:val="1"/>
+      <w:numFmt w:val="bullet"/>
+      <w:lvlText w:val=""/>
+      <w:lvlJc w:val="left"/>
+      <w:pPr>
+        <w:ind w:left="7176" w:hanging="360"/>
+      </w:pPr>
+      <w:rPr>
+        <w:rFonts w:ascii="Symbol" w:hAnsi="Symbol" w:hint="default"/>
+      </w:rPr>
+    </w:lvl>
+    <w:lvl w:ilvl="7" w:tplc="080A0003" w:tentative="1">
+      <w:start w:val="1"/>
+      <w:numFmt w:val="bullet"/>
+      <w:lvlText w:val="o"/>
+      <w:lvlJc w:val="left"/>
+      <w:pPr>
+        <w:ind w:left="7896" w:hanging="360"/>
+      </w:pPr>
+      <w:rPr>
+        <w:rFonts w:ascii="Courier New" w:hAnsi="Courier New" w:cs="Courier New" w:hint="default"/>
+      </w:rPr>
+    </w:lvl>
+    <w:lvl w:ilvl="8" w:tplc="080A0005" w:tentative="1">
+      <w:start w:val="1"/>
+      <w:numFmt w:val="bullet"/>
+      <w:lvlText w:val=""/>
+      <w:lvlJc w:val="left"/>
+      <w:pPr>
+        <w:ind w:left="8616" w:hanging="360"/>
+      </w:pPr>
+      <w:rPr>
+        <w:rFonts w:ascii="Wingdings" w:hAnsi="Wingdings" w:hint="default"/>
+      </w:rPr>
+    </w:lvl>
+  </w:abstractNum>
+  <w:abstractNum w:abstractNumId="10" w15:restartNumberingAfterBreak="0">
     <w:nsid w:val="1A543DDE"/>
     <w:multiLevelType w:val="multilevel"/>
     <w:tmpl w:val="5E24F1E4"/>
@@ -3198,7 +3789,7 @@
       </w:rPr>
     </w:lvl>
   </w:abstractNum>
-  <w:abstractNum w:abstractNumId="9" w15:restartNumberingAfterBreak="0">
+  <w:abstractNum w:abstractNumId="11" w15:restartNumberingAfterBreak="0">
     <w:nsid w:val="1A637016"/>
     <w:multiLevelType w:val="hybridMultilevel"/>
     <w:tmpl w:val="A46C5ACC"/>
@@ -3311,7 +3902,7 @@
       </w:rPr>
     </w:lvl>
   </w:abstractNum>
-  <w:abstractNum w:abstractNumId="10" w15:restartNumberingAfterBreak="0">
+  <w:abstractNum w:abstractNumId="12" w15:restartNumberingAfterBreak="0">
     <w:nsid w:val="1D3242DA"/>
     <w:multiLevelType w:val="multilevel"/>
     <w:tmpl w:val="DDDCD5BC"/>
@@ -3460,7 +4051,7 @@
       </w:rPr>
     </w:lvl>
   </w:abstractNum>
-  <w:abstractNum w:abstractNumId="11" w15:restartNumberingAfterBreak="0">
+  <w:abstractNum w:abstractNumId="13" w15:restartNumberingAfterBreak="0">
     <w:nsid w:val="1FD14F64"/>
     <w:multiLevelType w:val="multilevel"/>
     <w:tmpl w:val="071E8020"/>
@@ -3609,7 +4200,7 @@
       </w:rPr>
     </w:lvl>
   </w:abstractNum>
-  <w:abstractNum w:abstractNumId="12" w15:restartNumberingAfterBreak="0">
+  <w:abstractNum w:abstractNumId="14" w15:restartNumberingAfterBreak="0">
     <w:nsid w:val="20C01028"/>
     <w:multiLevelType w:val="multilevel"/>
     <w:tmpl w:val="DDDCD5BC"/>
@@ -3758,7 +4349,7 @@
       </w:rPr>
     </w:lvl>
   </w:abstractNum>
-  <w:abstractNum w:abstractNumId="13" w15:restartNumberingAfterBreak="0">
+  <w:abstractNum w:abstractNumId="15" w15:restartNumberingAfterBreak="0">
     <w:nsid w:val="269C73DB"/>
     <w:multiLevelType w:val="hybridMultilevel"/>
     <w:tmpl w:val="E7D0B7FE"/>
@@ -3847,7 +4438,7 @@
       </w:pPr>
     </w:lvl>
   </w:abstractNum>
-  <w:abstractNum w:abstractNumId="14" w15:restartNumberingAfterBreak="0">
+  <w:abstractNum w:abstractNumId="16" w15:restartNumberingAfterBreak="0">
     <w:nsid w:val="2B023609"/>
     <w:multiLevelType w:val="hybridMultilevel"/>
     <w:tmpl w:val="239093D2"/>
@@ -3960,7 +4551,7 @@
       </w:rPr>
     </w:lvl>
   </w:abstractNum>
-  <w:abstractNum w:abstractNumId="15" w15:restartNumberingAfterBreak="0">
+  <w:abstractNum w:abstractNumId="17" w15:restartNumberingAfterBreak="0">
     <w:nsid w:val="2C65554A"/>
     <w:multiLevelType w:val="multilevel"/>
     <w:tmpl w:val="66B2255A"/>
@@ -4109,7 +4700,7 @@
       </w:rPr>
     </w:lvl>
   </w:abstractNum>
-  <w:abstractNum w:abstractNumId="16" w15:restartNumberingAfterBreak="0">
+  <w:abstractNum w:abstractNumId="18" w15:restartNumberingAfterBreak="0">
     <w:nsid w:val="30BC5D2E"/>
     <w:multiLevelType w:val="multilevel"/>
     <w:tmpl w:val="E766B074"/>
@@ -4258,7 +4849,7 @@
       </w:rPr>
     </w:lvl>
   </w:abstractNum>
-  <w:abstractNum w:abstractNumId="17" w15:restartNumberingAfterBreak="0">
+  <w:abstractNum w:abstractNumId="19" w15:restartNumberingAfterBreak="0">
     <w:nsid w:val="31320161"/>
     <w:multiLevelType w:val="hybridMultilevel"/>
     <w:tmpl w:val="2B6C1754"/>
@@ -4371,7 +4962,7 @@
       </w:rPr>
     </w:lvl>
   </w:abstractNum>
-  <w:abstractNum w:abstractNumId="18" w15:restartNumberingAfterBreak="0">
+  <w:abstractNum w:abstractNumId="20" w15:restartNumberingAfterBreak="0">
     <w:nsid w:val="35220557"/>
     <w:multiLevelType w:val="hybridMultilevel"/>
     <w:tmpl w:val="ABE642DA"/>
@@ -4461,7 +5052,7 @@
       </w:pPr>
     </w:lvl>
   </w:abstractNum>
-  <w:abstractNum w:abstractNumId="19" w15:restartNumberingAfterBreak="0">
+  <w:abstractNum w:abstractNumId="21" w15:restartNumberingAfterBreak="0">
     <w:nsid w:val="38171434"/>
     <w:multiLevelType w:val="multilevel"/>
     <w:tmpl w:val="A6709FC6"/>
@@ -4610,7 +5201,7 @@
       </w:rPr>
     </w:lvl>
   </w:abstractNum>
-  <w:abstractNum w:abstractNumId="20" w15:restartNumberingAfterBreak="0">
+  <w:abstractNum w:abstractNumId="22" w15:restartNumberingAfterBreak="0">
     <w:nsid w:val="3D8135A8"/>
     <w:multiLevelType w:val="hybridMultilevel"/>
     <w:tmpl w:val="7D9AD8CE"/>
@@ -4699,7 +5290,98 @@
       </w:pPr>
     </w:lvl>
   </w:abstractNum>
-  <w:abstractNum w:abstractNumId="21" w15:restartNumberingAfterBreak="0">
+  <w:abstractNum w:abstractNumId="23" w15:restartNumberingAfterBreak="0">
+    <w:nsid w:val="4A6E2752"/>
+    <w:multiLevelType w:val="hybridMultilevel"/>
+    <w:tmpl w:val="9D80E8A6"/>
+    <w:lvl w:ilvl="0" w:tplc="E62CE2E8">
+      <w:start w:val="1"/>
+      <w:numFmt w:val="decimal"/>
+      <w:lvlText w:val="1.3.%1"/>
+      <w:lvlJc w:val="right"/>
+      <w:pPr>
+        <w:ind w:left="2136" w:hanging="360"/>
+      </w:pPr>
+      <w:rPr>
+        <w:rFonts w:hint="default"/>
+        <w:b w:val="0"/>
+        <w:sz w:val="24"/>
+      </w:rPr>
+    </w:lvl>
+    <w:lvl w:ilvl="1" w:tplc="080A0019" w:tentative="1">
+      <w:start w:val="1"/>
+      <w:numFmt w:val="lowerLetter"/>
+      <w:lvlText w:val="%2."/>
+      <w:lvlJc w:val="left"/>
+      <w:pPr>
+        <w:ind w:left="1440" w:hanging="360"/>
+      </w:pPr>
+    </w:lvl>
+    <w:lvl w:ilvl="2" w:tplc="080A001B" w:tentative="1">
+      <w:start w:val="1"/>
+      <w:numFmt w:val="lowerRoman"/>
+      <w:lvlText w:val="%3."/>
+      <w:lvlJc w:val="right"/>
+      <w:pPr>
+        <w:ind w:left="2160" w:hanging="180"/>
+      </w:pPr>
+    </w:lvl>
+    <w:lvl w:ilvl="3" w:tplc="080A000F" w:tentative="1">
+      <w:start w:val="1"/>
+      <w:numFmt w:val="decimal"/>
+      <w:lvlText w:val="%4."/>
+      <w:lvlJc w:val="left"/>
+      <w:pPr>
+        <w:ind w:left="2880" w:hanging="360"/>
+      </w:pPr>
+    </w:lvl>
+    <w:lvl w:ilvl="4" w:tplc="080A0019" w:tentative="1">
+      <w:start w:val="1"/>
+      <w:numFmt w:val="lowerLetter"/>
+      <w:lvlText w:val="%5."/>
+      <w:lvlJc w:val="left"/>
+      <w:pPr>
+        <w:ind w:left="3600" w:hanging="360"/>
+      </w:pPr>
+    </w:lvl>
+    <w:lvl w:ilvl="5" w:tplc="080A001B" w:tentative="1">
+      <w:start w:val="1"/>
+      <w:numFmt w:val="lowerRoman"/>
+      <w:lvlText w:val="%6."/>
+      <w:lvlJc w:val="right"/>
+      <w:pPr>
+        <w:ind w:left="4320" w:hanging="180"/>
+      </w:pPr>
+    </w:lvl>
+    <w:lvl w:ilvl="6" w:tplc="080A000F" w:tentative="1">
+      <w:start w:val="1"/>
+      <w:numFmt w:val="decimal"/>
+      <w:lvlText w:val="%7."/>
+      <w:lvlJc w:val="left"/>
+      <w:pPr>
+        <w:ind w:left="5040" w:hanging="360"/>
+      </w:pPr>
+    </w:lvl>
+    <w:lvl w:ilvl="7" w:tplc="080A0019" w:tentative="1">
+      <w:start w:val="1"/>
+      <w:numFmt w:val="lowerLetter"/>
+      <w:lvlText w:val="%8."/>
+      <w:lvlJc w:val="left"/>
+      <w:pPr>
+        <w:ind w:left="5760" w:hanging="360"/>
+      </w:pPr>
+    </w:lvl>
+    <w:lvl w:ilvl="8" w:tplc="080A001B" w:tentative="1">
+      <w:start w:val="1"/>
+      <w:numFmt w:val="lowerRoman"/>
+      <w:lvlText w:val="%9."/>
+      <w:lvlJc w:val="right"/>
+      <w:pPr>
+        <w:ind w:left="6480" w:hanging="180"/>
+      </w:pPr>
+    </w:lvl>
+  </w:abstractNum>
+  <w:abstractNum w:abstractNumId="24" w15:restartNumberingAfterBreak="0">
     <w:nsid w:val="4BCB7A40"/>
     <w:multiLevelType w:val="multilevel"/>
     <w:tmpl w:val="DDDCD5BC"/>
@@ -4848,7 +5530,7 @@
       </w:rPr>
     </w:lvl>
   </w:abstractNum>
-  <w:abstractNum w:abstractNumId="22" w15:restartNumberingAfterBreak="0">
+  <w:abstractNum w:abstractNumId="25" w15:restartNumberingAfterBreak="0">
     <w:nsid w:val="4C145D3B"/>
     <w:multiLevelType w:val="hybridMultilevel"/>
     <w:tmpl w:val="F5705834"/>
@@ -4961,7 +5643,7 @@
       </w:rPr>
     </w:lvl>
   </w:abstractNum>
-  <w:abstractNum w:abstractNumId="23" w15:restartNumberingAfterBreak="0">
+  <w:abstractNum w:abstractNumId="26" w15:restartNumberingAfterBreak="0">
     <w:nsid w:val="4D4E5CB8"/>
     <w:multiLevelType w:val="multilevel"/>
     <w:tmpl w:val="DDDCD5BC"/>
@@ -5110,7 +5792,7 @@
       </w:rPr>
     </w:lvl>
   </w:abstractNum>
-  <w:abstractNum w:abstractNumId="24" w15:restartNumberingAfterBreak="0">
+  <w:abstractNum w:abstractNumId="27" w15:restartNumberingAfterBreak="0">
     <w:nsid w:val="4F832835"/>
     <w:multiLevelType w:val="hybridMultilevel"/>
     <w:tmpl w:val="8708DB9C"/>
@@ -5196,7 +5878,7 @@
       </w:pPr>
     </w:lvl>
   </w:abstractNum>
-  <w:abstractNum w:abstractNumId="25" w15:restartNumberingAfterBreak="0">
+  <w:abstractNum w:abstractNumId="28" w15:restartNumberingAfterBreak="0">
     <w:nsid w:val="4FDB3A63"/>
     <w:multiLevelType w:val="hybridMultilevel"/>
     <w:tmpl w:val="706200EA"/>
@@ -5309,7 +5991,7 @@
       </w:rPr>
     </w:lvl>
   </w:abstractNum>
-  <w:abstractNum w:abstractNumId="26" w15:restartNumberingAfterBreak="0">
+  <w:abstractNum w:abstractNumId="29" w15:restartNumberingAfterBreak="0">
     <w:nsid w:val="521818B4"/>
     <w:multiLevelType w:val="hybridMultilevel"/>
     <w:tmpl w:val="D5FCBA96"/>
@@ -5422,7 +6104,7 @@
       </w:rPr>
     </w:lvl>
   </w:abstractNum>
-  <w:abstractNum w:abstractNumId="27" w15:restartNumberingAfterBreak="0">
+  <w:abstractNum w:abstractNumId="30" w15:restartNumberingAfterBreak="0">
     <w:nsid w:val="52BC490B"/>
     <w:multiLevelType w:val="multilevel"/>
     <w:tmpl w:val="FD5A1E1E"/>
@@ -5571,7 +6253,7 @@
       </w:rPr>
     </w:lvl>
   </w:abstractNum>
-  <w:abstractNum w:abstractNumId="28" w15:restartNumberingAfterBreak="0">
+  <w:abstractNum w:abstractNumId="31" w15:restartNumberingAfterBreak="0">
     <w:nsid w:val="567A579A"/>
     <w:multiLevelType w:val="multilevel"/>
     <w:tmpl w:val="D2023DF6"/>
@@ -5720,7 +6402,120 @@
       </w:rPr>
     </w:lvl>
   </w:abstractNum>
-  <w:abstractNum w:abstractNumId="29" w15:restartNumberingAfterBreak="0">
+  <w:abstractNum w:abstractNumId="32" w15:restartNumberingAfterBreak="0">
+    <w:nsid w:val="57CB552B"/>
+    <w:multiLevelType w:val="hybridMultilevel"/>
+    <w:tmpl w:val="2A3231B0"/>
+    <w:lvl w:ilvl="0" w:tplc="080A0001">
+      <w:start w:val="1"/>
+      <w:numFmt w:val="bullet"/>
+      <w:lvlText w:val=""/>
+      <w:lvlJc w:val="left"/>
+      <w:pPr>
+        <w:ind w:left="2136" w:hanging="360"/>
+      </w:pPr>
+      <w:rPr>
+        <w:rFonts w:ascii="Symbol" w:hAnsi="Symbol" w:hint="default"/>
+      </w:rPr>
+    </w:lvl>
+    <w:lvl w:ilvl="1" w:tplc="080A0003" w:tentative="1">
+      <w:start w:val="1"/>
+      <w:numFmt w:val="bullet"/>
+      <w:lvlText w:val="o"/>
+      <w:lvlJc w:val="left"/>
+      <w:pPr>
+        <w:ind w:left="2856" w:hanging="360"/>
+      </w:pPr>
+      <w:rPr>
+        <w:rFonts w:ascii="Courier New" w:hAnsi="Courier New" w:cs="Courier New" w:hint="default"/>
+      </w:rPr>
+    </w:lvl>
+    <w:lvl w:ilvl="2" w:tplc="080A0005" w:tentative="1">
+      <w:start w:val="1"/>
+      <w:numFmt w:val="bullet"/>
+      <w:lvlText w:val=""/>
+      <w:lvlJc w:val="left"/>
+      <w:pPr>
+        <w:ind w:left="3576" w:hanging="360"/>
+      </w:pPr>
+      <w:rPr>
+        <w:rFonts w:ascii="Wingdings" w:hAnsi="Wingdings" w:hint="default"/>
+      </w:rPr>
+    </w:lvl>
+    <w:lvl w:ilvl="3" w:tplc="080A0001" w:tentative="1">
+      <w:start w:val="1"/>
+      <w:numFmt w:val="bullet"/>
+      <w:lvlText w:val=""/>
+      <w:lvlJc w:val="left"/>
+      <w:pPr>
+        <w:ind w:left="4296" w:hanging="360"/>
+      </w:pPr>
+      <w:rPr>
+        <w:rFonts w:ascii="Symbol" w:hAnsi="Symbol" w:hint="default"/>
+      </w:rPr>
+    </w:lvl>
+    <w:lvl w:ilvl="4" w:tplc="080A0003" w:tentative="1">
+      <w:start w:val="1"/>
+      <w:numFmt w:val="bullet"/>
+      <w:lvlText w:val="o"/>
+      <w:lvlJc w:val="left"/>
+      <w:pPr>
+        <w:ind w:left="5016" w:hanging="360"/>
+      </w:pPr>
+      <w:rPr>
+        <w:rFonts w:ascii="Courier New" w:hAnsi="Courier New" w:cs="Courier New" w:hint="default"/>
+      </w:rPr>
+    </w:lvl>
+    <w:lvl w:ilvl="5" w:tplc="080A0005" w:tentative="1">
+      <w:start w:val="1"/>
+      <w:numFmt w:val="bullet"/>
+      <w:lvlText w:val=""/>
+      <w:lvlJc w:val="left"/>
+      <w:pPr>
+        <w:ind w:left="5736" w:hanging="360"/>
+      </w:pPr>
+      <w:rPr>
+        <w:rFonts w:ascii="Wingdings" w:hAnsi="Wingdings" w:hint="default"/>
+      </w:rPr>
+    </w:lvl>
+    <w:lvl w:ilvl="6" w:tplc="080A0001" w:tentative="1">
+      <w:start w:val="1"/>
+      <w:numFmt w:val="bullet"/>
+      <w:lvlText w:val=""/>
+      <w:lvlJc w:val="left"/>
+      <w:pPr>
+        <w:ind w:left="6456" w:hanging="360"/>
+      </w:pPr>
+      <w:rPr>
+        <w:rFonts w:ascii="Symbol" w:hAnsi="Symbol" w:hint="default"/>
+      </w:rPr>
+    </w:lvl>
+    <w:lvl w:ilvl="7" w:tplc="080A0003" w:tentative="1">
+      <w:start w:val="1"/>
+      <w:numFmt w:val="bullet"/>
+      <w:lvlText w:val="o"/>
+      <w:lvlJc w:val="left"/>
+      <w:pPr>
+        <w:ind w:left="7176" w:hanging="360"/>
+      </w:pPr>
+      <w:rPr>
+        <w:rFonts w:ascii="Courier New" w:hAnsi="Courier New" w:cs="Courier New" w:hint="default"/>
+      </w:rPr>
+    </w:lvl>
+    <w:lvl w:ilvl="8" w:tplc="080A0005" w:tentative="1">
+      <w:start w:val="1"/>
+      <w:numFmt w:val="bullet"/>
+      <w:lvlText w:val=""/>
+      <w:lvlJc w:val="left"/>
+      <w:pPr>
+        <w:ind w:left="7896" w:hanging="360"/>
+      </w:pPr>
+      <w:rPr>
+        <w:rFonts w:ascii="Wingdings" w:hAnsi="Wingdings" w:hint="default"/>
+      </w:rPr>
+    </w:lvl>
+  </w:abstractNum>
+  <w:abstractNum w:abstractNumId="33" w15:restartNumberingAfterBreak="0">
     <w:nsid w:val="590013C4"/>
     <w:multiLevelType w:val="hybridMultilevel"/>
     <w:tmpl w:val="F5381408"/>
@@ -5806,7 +6601,7 @@
       </w:pPr>
     </w:lvl>
   </w:abstractNum>
-  <w:abstractNum w:abstractNumId="30" w15:restartNumberingAfterBreak="0">
+  <w:abstractNum w:abstractNumId="34" w15:restartNumberingAfterBreak="0">
     <w:nsid w:val="5C7E04C3"/>
     <w:multiLevelType w:val="hybridMultilevel"/>
     <w:tmpl w:val="DC2049EE"/>
@@ -5919,7 +6714,7 @@
       </w:rPr>
     </w:lvl>
   </w:abstractNum>
-  <w:abstractNum w:abstractNumId="31" w15:restartNumberingAfterBreak="0">
+  <w:abstractNum w:abstractNumId="35" w15:restartNumberingAfterBreak="0">
     <w:nsid w:val="627C7751"/>
     <w:multiLevelType w:val="multilevel"/>
     <w:tmpl w:val="6F962EBC"/>
@@ -6068,7 +6863,7 @@
       </w:rPr>
     </w:lvl>
   </w:abstractNum>
-  <w:abstractNum w:abstractNumId="32" w15:restartNumberingAfterBreak="0">
+  <w:abstractNum w:abstractNumId="36" w15:restartNumberingAfterBreak="0">
     <w:nsid w:val="6B160393"/>
     <w:multiLevelType w:val="multilevel"/>
     <w:tmpl w:val="AF9A1624"/>
@@ -6217,7 +7012,7 @@
       </w:rPr>
     </w:lvl>
   </w:abstractNum>
-  <w:abstractNum w:abstractNumId="33" w15:restartNumberingAfterBreak="0">
+  <w:abstractNum w:abstractNumId="37" w15:restartNumberingAfterBreak="0">
     <w:nsid w:val="6C8E5A3A"/>
     <w:multiLevelType w:val="multilevel"/>
     <w:tmpl w:val="78E6AF30"/>
@@ -6366,7 +7161,7 @@
       </w:rPr>
     </w:lvl>
   </w:abstractNum>
-  <w:abstractNum w:abstractNumId="34" w15:restartNumberingAfterBreak="0">
+  <w:abstractNum w:abstractNumId="38" w15:restartNumberingAfterBreak="0">
     <w:nsid w:val="6CA65EC2"/>
     <w:multiLevelType w:val="hybridMultilevel"/>
     <w:tmpl w:val="0EA4261E"/>
@@ -6455,7 +7250,7 @@
       </w:pPr>
     </w:lvl>
   </w:abstractNum>
-  <w:abstractNum w:abstractNumId="35" w15:restartNumberingAfterBreak="0">
+  <w:abstractNum w:abstractNumId="39" w15:restartNumberingAfterBreak="0">
     <w:nsid w:val="710F19C6"/>
     <w:multiLevelType w:val="multilevel"/>
     <w:tmpl w:val="0D8CFD64"/>
@@ -6604,7 +7399,7 @@
       </w:rPr>
     </w:lvl>
   </w:abstractNum>
-  <w:abstractNum w:abstractNumId="36" w15:restartNumberingAfterBreak="0">
+  <w:abstractNum w:abstractNumId="40" w15:restartNumberingAfterBreak="0">
     <w:nsid w:val="73570FDA"/>
     <w:multiLevelType w:val="multilevel"/>
     <w:tmpl w:val="B430303E"/>
@@ -6753,7 +7548,7 @@
       </w:rPr>
     </w:lvl>
   </w:abstractNum>
-  <w:abstractNum w:abstractNumId="37" w15:restartNumberingAfterBreak="0">
+  <w:abstractNum w:abstractNumId="41" w15:restartNumberingAfterBreak="0">
     <w:nsid w:val="79B8503A"/>
     <w:multiLevelType w:val="hybridMultilevel"/>
     <w:tmpl w:val="732848C4"/>
@@ -6843,7 +7638,7 @@
       </w:pPr>
     </w:lvl>
   </w:abstractNum>
-  <w:abstractNum w:abstractNumId="38" w15:restartNumberingAfterBreak="0">
+  <w:abstractNum w:abstractNumId="42" w15:restartNumberingAfterBreak="0">
     <w:nsid w:val="7B525D52"/>
     <w:multiLevelType w:val="multilevel"/>
     <w:tmpl w:val="DDDCD5BC"/>
@@ -6992,7 +7787,7 @@
       </w:rPr>
     </w:lvl>
   </w:abstractNum>
-  <w:abstractNum w:abstractNumId="39" w15:restartNumberingAfterBreak="0">
+  <w:abstractNum w:abstractNumId="43" w15:restartNumberingAfterBreak="0">
     <w:nsid w:val="7BE01CC2"/>
     <w:multiLevelType w:val="multilevel"/>
     <w:tmpl w:val="DDDCD5BC"/>
@@ -7141,7 +7936,7 @@
       </w:rPr>
     </w:lvl>
   </w:abstractNum>
-  <w:abstractNum w:abstractNumId="40" w15:restartNumberingAfterBreak="0">
+  <w:abstractNum w:abstractNumId="44" w15:restartNumberingAfterBreak="0">
     <w:nsid w:val="7E014E2F"/>
     <w:multiLevelType w:val="hybridMultilevel"/>
     <w:tmpl w:val="67D6F5AA"/>
@@ -7254,7 +8049,7 @@
       </w:rPr>
     </w:lvl>
   </w:abstractNum>
-  <w:abstractNum w:abstractNumId="41" w15:restartNumberingAfterBreak="0">
+  <w:abstractNum w:abstractNumId="45" w15:restartNumberingAfterBreak="0">
     <w:nsid w:val="7F094336"/>
     <w:multiLevelType w:val="hybridMultilevel"/>
     <w:tmpl w:val="761EFB24"/>
@@ -7368,25 +8163,25 @@
     </w:lvl>
   </w:abstractNum>
   <w:num w:numId="1">
-    <w:abstractNumId w:val="30"/>
+    <w:abstractNumId w:val="34"/>
   </w:num>
   <w:num w:numId="2">
-    <w:abstractNumId w:val="25"/>
+    <w:abstractNumId w:val="28"/>
   </w:num>
   <w:num w:numId="3">
-    <w:abstractNumId w:val="16"/>
+    <w:abstractNumId w:val="18"/>
   </w:num>
   <w:num w:numId="4">
-    <w:abstractNumId w:val="32"/>
+    <w:abstractNumId w:val="36"/>
   </w:num>
   <w:num w:numId="5">
-    <w:abstractNumId w:val="31"/>
+    <w:abstractNumId w:val="35"/>
   </w:num>
   <w:num w:numId="6">
-    <w:abstractNumId w:val="15"/>
+    <w:abstractNumId w:val="17"/>
   </w:num>
   <w:num w:numId="7">
-    <w:abstractNumId w:val="19"/>
+    <w:abstractNumId w:val="21"/>
   </w:num>
   <w:num w:numId="8">
     <w:abstractNumId w:val="4"/>
@@ -7395,103 +8190,115 @@
     <w:abstractNumId w:val="5"/>
   </w:num>
   <w:num w:numId="10">
-    <w:abstractNumId w:val="33"/>
+    <w:abstractNumId w:val="37"/>
   </w:num>
   <w:num w:numId="11">
-    <w:abstractNumId w:val="8"/>
+    <w:abstractNumId w:val="10"/>
   </w:num>
   <w:num w:numId="12">
-    <w:abstractNumId w:val="11"/>
+    <w:abstractNumId w:val="13"/>
   </w:num>
   <w:num w:numId="13">
     <w:abstractNumId w:val="3"/>
   </w:num>
   <w:num w:numId="14">
-    <w:abstractNumId w:val="36"/>
+    <w:abstractNumId w:val="40"/>
   </w:num>
   <w:num w:numId="15">
-    <w:abstractNumId w:val="29"/>
+    <w:abstractNumId w:val="33"/>
   </w:num>
   <w:num w:numId="16">
-    <w:abstractNumId w:val="13"/>
+    <w:abstractNumId w:val="15"/>
   </w:num>
   <w:num w:numId="17">
-    <w:abstractNumId w:val="34"/>
+    <w:abstractNumId w:val="38"/>
   </w:num>
   <w:num w:numId="18">
-    <w:abstractNumId w:val="40"/>
+    <w:abstractNumId w:val="44"/>
   </w:num>
   <w:num w:numId="19">
     <w:abstractNumId w:val="6"/>
   </w:num>
   <w:num w:numId="20">
-    <w:abstractNumId w:val="14"/>
+    <w:abstractNumId w:val="16"/>
   </w:num>
   <w:num w:numId="21">
-    <w:abstractNumId w:val="26"/>
+    <w:abstractNumId w:val="29"/>
   </w:num>
   <w:num w:numId="22">
     <w:abstractNumId w:val="0"/>
   </w:num>
   <w:num w:numId="23">
-    <w:abstractNumId w:val="41"/>
+    <w:abstractNumId w:val="45"/>
   </w:num>
   <w:num w:numId="24">
-    <w:abstractNumId w:val="22"/>
+    <w:abstractNumId w:val="25"/>
   </w:num>
   <w:num w:numId="25">
-    <w:abstractNumId w:val="9"/>
+    <w:abstractNumId w:val="11"/>
   </w:num>
   <w:num w:numId="26">
-    <w:abstractNumId w:val="12"/>
+    <w:abstractNumId w:val="14"/>
   </w:num>
   <w:num w:numId="27">
     <w:abstractNumId w:val="1"/>
   </w:num>
   <w:num w:numId="28">
-    <w:abstractNumId w:val="7"/>
+    <w:abstractNumId w:val="8"/>
   </w:num>
   <w:num w:numId="29">
+    <w:abstractNumId w:val="30"/>
+  </w:num>
+  <w:num w:numId="30">
+    <w:abstractNumId w:val="39"/>
+  </w:num>
+  <w:num w:numId="31">
+    <w:abstractNumId w:val="31"/>
+  </w:num>
+  <w:num w:numId="32">
+    <w:abstractNumId w:val="24"/>
+  </w:num>
+  <w:num w:numId="33">
+    <w:abstractNumId w:val="42"/>
+  </w:num>
+  <w:num w:numId="34">
+    <w:abstractNumId w:val="12"/>
+  </w:num>
+  <w:num w:numId="35">
+    <w:abstractNumId w:val="26"/>
+  </w:num>
+  <w:num w:numId="36">
+    <w:abstractNumId w:val="43"/>
+  </w:num>
+  <w:num w:numId="37">
     <w:abstractNumId w:val="27"/>
   </w:num>
-  <w:num w:numId="30">
-    <w:abstractNumId w:val="35"/>
-  </w:num>
-  <w:num w:numId="31">
-    <w:abstractNumId w:val="28"/>
-  </w:num>
-  <w:num w:numId="32">
-    <w:abstractNumId w:val="21"/>
-  </w:num>
-  <w:num w:numId="33">
-    <w:abstractNumId w:val="38"/>
-  </w:num>
-  <w:num w:numId="34">
-    <w:abstractNumId w:val="10"/>
-  </w:num>
-  <w:num w:numId="35">
-    <w:abstractNumId w:val="23"/>
-  </w:num>
-  <w:num w:numId="36">
-    <w:abstractNumId w:val="39"/>
-  </w:num>
-  <w:num w:numId="37">
-    <w:abstractNumId w:val="24"/>
-  </w:num>
   <w:num w:numId="38">
-    <w:abstractNumId w:val="18"/>
+    <w:abstractNumId w:val="20"/>
   </w:num>
   <w:num w:numId="39">
-    <w:abstractNumId w:val="20"/>
+    <w:abstractNumId w:val="22"/>
   </w:num>
   <w:num w:numId="40">
-    <w:abstractNumId w:val="37"/>
+    <w:abstractNumId w:val="41"/>
   </w:num>
   <w:num w:numId="41">
-    <w:abstractNumId w:val="17"/>
+    <w:abstractNumId w:val="19"/>
   </w:num>
   <w:num w:numId="42">
     <w:abstractNumId w:val="2"/>
+  </w:num>
+  <w:num w:numId="43">
+    <w:abstractNumId w:val="7"/>
+  </w:num>
+  <w:num w:numId="44">
+    <w:abstractNumId w:val="23"/>
+  </w:num>
+  <w:num w:numId="45">
+    <w:abstractNumId w:val="9"/>
+  </w:num>
+  <w:num w:numId="46">
+    <w:abstractNumId w:val="32"/>
   </w:num>
 </w:numbering>
 </file>
@@ -8428,7 +9235,7 @@
 </file>
 
 <file path=customXml/itemProps1.xml><?xml version="1.0" encoding="utf-8"?>
-<ds:datastoreItem xmlns:ds="http://schemas.openxmlformats.org/officeDocument/2006/customXml" ds:itemID="{7DF5371F-D1BD-4F59-B2A3-EA1647F8C4BD}">
+<ds:datastoreItem xmlns:ds="http://schemas.openxmlformats.org/officeDocument/2006/customXml" ds:itemID="{A56A5A03-F0A6-4362-840F-543B28E56CC4}">
   <ds:schemaRefs>
     <ds:schemaRef ds:uri="http://schemas.openxmlformats.org/officeDocument/2006/bibliography"/>
   </ds:schemaRefs>

--- a/PropuestaProyecto/PropuestaIntegradora.V.0.0.3Capitulo1.docx
+++ b/PropuestaProyecto/PropuestaIntegradora.V.0.0.3Capitulo1.docx
@@ -1430,6 +1430,15 @@
     </w:p>
     <w:p>
       <w:pPr>
+        <w:rPr>
+          <w:rFonts w:ascii="Arial" w:hAnsi="Arial" w:cs="Arial"/>
+          <w:b/>
+          <w:sz w:val="28"/>
+        </w:rPr>
+      </w:pPr>
+    </w:p>
+    <w:p>
+      <w:pPr>
         <w:pStyle w:val="Ttulo1"/>
       </w:pPr>
       <w:bookmarkStart w:id="0" w:name="_Toc208346822"/>
@@ -1943,15 +1952,33 @@
           <w:sz w:val="24"/>
           <w:szCs w:val="24"/>
         </w:rPr>
-        <w:t>de citas en el</w:t>
-      </w:r>
+        <w:t xml:space="preserve">de citas en </w:t>
+      </w:r>
+      <w:bookmarkStart w:id="6" w:name="_GoBack"/>
       <w:r>
         <w:rPr>
           <w:rFonts w:ascii="Arial" w:hAnsi="Arial" w:cs="Arial"/>
           <w:sz w:val="24"/>
           <w:szCs w:val="24"/>
         </w:rPr>
-        <w:t xml:space="preserve"> Consultorio dental Cali-</w:t>
+        <w:t>el</w:t>
+      </w:r>
+      <w:r>
+        <w:rPr>
+          <w:rFonts w:ascii="Arial" w:hAnsi="Arial" w:cs="Arial"/>
+          <w:sz w:val="24"/>
+          <w:szCs w:val="24"/>
+        </w:rPr>
+        <w:t xml:space="preserve"> </w:t>
+      </w:r>
+      <w:bookmarkEnd w:id="6"/>
+      <w:r>
+        <w:rPr>
+          <w:rFonts w:ascii="Arial" w:hAnsi="Arial" w:cs="Arial"/>
+          <w:sz w:val="24"/>
+          <w:szCs w:val="24"/>
+        </w:rPr>
+        <w:t>Consultorio dental Cali-</w:t>
       </w:r>
       <w:proofErr w:type="spellStart"/>
       <w:r>
@@ -2027,7 +2054,7 @@
           <w:sz w:val="32"/>
         </w:rPr>
       </w:pPr>
-      <w:bookmarkStart w:id="6" w:name="_Toc208346828"/>
+      <w:bookmarkStart w:id="7" w:name="_Toc208346828"/>
       <w:r>
         <w:rPr>
           <w:rStyle w:val="Ttulo3Car"/>
@@ -2035,7 +2062,7 @@
         </w:rPr>
         <w:t>Específicos</w:t>
       </w:r>
-      <w:bookmarkEnd w:id="6"/>
+      <w:bookmarkEnd w:id="7"/>
       <w:r>
         <w:rPr>
           <w:rFonts w:ascii="Arial" w:hAnsi="Arial" w:cs="Arial"/>
@@ -2343,8 +2370,6 @@
         </w:rPr>
         <w:t xml:space="preserve"> implementació</w:t>
       </w:r>
-      <w:bookmarkStart w:id="7" w:name="_GoBack"/>
-      <w:bookmarkEnd w:id="7"/>
     </w:p>
     <w:p>
       <w:pPr>
@@ -3070,6 +3095,7 @@
         <w:docPartUnique/>
       </w:docPartObj>
     </w:sdtPr>
+    <w:sdtEndPr/>
     <w:sdtContent>
       <w:p>
         <w:pPr>
@@ -5345,7 +5371,7 @@
 </file>
 
 <file path=customXml/itemProps1.xml><?xml version="1.0" encoding="utf-8"?>
-<ds:datastoreItem xmlns:ds="http://schemas.openxmlformats.org/officeDocument/2006/customXml" ds:itemID="{5440FDDA-27BA-4590-A043-0AD6E2E17F70}">
+<ds:datastoreItem xmlns:ds="http://schemas.openxmlformats.org/officeDocument/2006/customXml" ds:itemID="{33EC0104-94E1-45E7-9330-C677003DCE7D}">
   <ds:schemaRefs>
     <ds:schemaRef ds:uri="http://schemas.openxmlformats.org/officeDocument/2006/bibliography"/>
   </ds:schemaRefs>
